--- a/docs/PERFORMANCE_GUIDE.docx
+++ b/docs/PERFORMANCE_GUIDE.docx
@@ -1051,6 +1051,20 @@
     </w:p>
     <w:p>
       <w:pPr>
+        <w:pStyle w:val="ListBullet"/>
+      </w:pPr>
+      <w:r>
+        <w:rPr>
+          <w:b/>
+        </w:rPr>
+        <w:t xml:space="preserve">Know the default per-task capacity. </w:t>
+      </w:r>
+      <w:r>
+        <w:t>Each task's Glue jobs ship at discovery 5 x G.2X, load 10 x G.4X, load-big 20 x G.8X, validate 10 x G.4X, and CDC 1 DPU (Python shell) or 2 x G.1X (Spark); the discovery, load, load-big and validate templates each allow up to 10 concurrent runs, while the CDC template allows a single run. One startup processes up to 6 table groups at once, so a single task can request up to 6 x 20 = 120 G.8X workers on its large groups. Check your AWS Glue concurrent-run and DPU quotas before starting several full loads together.</w:t>
+      </w:r>
+    </w:p>
+    <w:p>
+      <w:pPr>
         <w:pStyle w:val="Heading1"/>
       </w:pPr>
       <w:r>
